--- a/docs/materials/文化祭アンケート集計結果_20260910.docx
+++ b/docs/materials/文化祭アンケート集計結果_20260910.docx
@@ -807,7 +807,7 @@
                 <w:sz w:val="21"/>
                 <w:szCs w:val="21"/>
               </w:rPr>
-              <w:t xml:space="preserve">かたなでたたかい／クイズの問題／野球けいじゅうのうちよい　※要確認／おうえん</w:t>
+              <w:t xml:space="preserve">かたなでたたかい／クイズの問題／野球けい／銃のうちあい／おうえん</w:t>
             </w:r>
           </w:p>
         </w:tc>
@@ -1369,7 +1369,7 @@
                 <w:sz w:val="21"/>
                 <w:szCs w:val="21"/>
               </w:rPr>
-              <w:t xml:space="preserve">p1（戦い・剣どう）/ p5（かたなでたたかい）</w:t>
+              <w:t xml:space="preserve">p1（戦い・剣どう）/ p5（かたな・銃のうちあい）</w:t>
             </w:r>
           </w:p>
         </w:tc>
@@ -3904,7 +3904,7 @@
                 <w:sz w:val="21"/>
                 <w:szCs w:val="21"/>
               </w:rPr>
-              <w:t xml:space="preserve">難しいダンス。一人だけがけ。　※要確認</w:t>
+              <w:t xml:space="preserve">難しいダンス。一人だけがいや。</w:t>
             </w:r>
           </w:p>
         </w:tc>
@@ -4464,7 +4464,7 @@
                 <w:sz w:val="21"/>
                 <w:szCs w:val="21"/>
               </w:rPr>
-              <w:t xml:space="preserve">一人だけ〜（要確認）</w:t>
+              <w:t xml:space="preserve">一人だけになるのがいや</w:t>
             </w:r>
           </w:p>
         </w:tc>
@@ -5156,7 +5156,7 @@
                 <w:sz w:val="21"/>
                 <w:szCs w:val="21"/>
               </w:rPr>
-              <w:t xml:space="preserve">p5</w:t>
+              <w:t xml:space="preserve">p9</w:t>
             </w:r>
           </w:p>
         </w:tc>
@@ -5179,7 +5179,7 @@
                 <w:sz w:val="21"/>
                 <w:szCs w:val="21"/>
               </w:rPr>
-              <w:t xml:space="preserve">Q2</w:t>
+              <w:t xml:space="preserve">Q4</w:t>
             </w:r>
           </w:p>
         </w:tc>
@@ -5202,149 +5202,7 @@
                 <w:sz w:val="21"/>
                 <w:szCs w:val="21"/>
               </w:rPr>
-              <w:t xml:space="preserve">3行目「野球けいじゅうのうちよい」が判読できません。「野球 けい〇〇の うちよい」のような字に見えます。</w:t>
-            </w:r>
-          </w:p>
-        </w:tc>
-      </w:tr>
-      <w:tr>
-        <w:tc>
-          <w:tcPr>
-            <w:tcW w:type="dxa" w:w="1200"/>
-            <w:tcMar>
-              <w:top w:type="dxa" w:w="90"/>
-              <w:left w:type="dxa" w:w="120"/>
-              <w:bottom w:type="dxa" w:w="90"/>
-              <w:right w:type="dxa" w:w="120"/>
-            </w:tcMar>
-            <w:vAlign w:val="center"/>
-          </w:tcPr>
-          <w:p>
-            <w:r>
-              <w:rPr>
-                <w:b w:val="false"/>
-                <w:bCs w:val="false"/>
-                <w:sz w:val="21"/>
-                <w:szCs w:val="21"/>
-              </w:rPr>
-              <w:t xml:space="preserve">p9</w:t>
-            </w:r>
-          </w:p>
-        </w:tc>
-        <w:tc>
-          <w:tcPr>
-            <w:tcW w:type="dxa" w:w="1800"/>
-            <w:tcMar>
-              <w:top w:type="dxa" w:w="90"/>
-              <w:left w:type="dxa" w:w="120"/>
-              <w:bottom w:type="dxa" w:w="90"/>
-              <w:right w:type="dxa" w:w="120"/>
-            </w:tcMar>
-            <w:vAlign w:val="center"/>
-          </w:tcPr>
-          <w:p>
-            <w:r>
-              <w:rPr>
-                <w:b w:val="false"/>
-                <w:bCs w:val="false"/>
-                <w:sz w:val="21"/>
-                <w:szCs w:val="21"/>
-              </w:rPr>
-              <w:t xml:space="preserve">Q4</w:t>
-            </w:r>
-          </w:p>
-        </w:tc>
-        <w:tc>
-          <w:tcPr>
-            <w:tcW w:type="dxa" w:w="6906"/>
-            <w:tcMar>
-              <w:top w:type="dxa" w:w="90"/>
-              <w:left w:type="dxa" w:w="120"/>
-              <w:bottom w:type="dxa" w:w="90"/>
-              <w:right w:type="dxa" w:w="120"/>
-            </w:tcMar>
-            <w:vAlign w:val="center"/>
-          </w:tcPr>
-          <w:p>
-            <w:r>
-              <w:rPr>
-                <w:b w:val="false"/>
-                <w:bCs w:val="false"/>
-                <w:sz w:val="21"/>
-                <w:szCs w:val="21"/>
-              </w:rPr>
               <w:t xml:space="preserve">「できないことでもチャレンジできるすがたを見て、いままでも元気頑張っています と伝えたいです」と読みました。中ほどが不明瞭です。</w:t>
-            </w:r>
-          </w:p>
-        </w:tc>
-      </w:tr>
-      <w:tr>
-        <w:tc>
-          <w:tcPr>
-            <w:tcW w:type="dxa" w:w="1200"/>
-            <w:tcMar>
-              <w:top w:type="dxa" w:w="90"/>
-              <w:left w:type="dxa" w:w="120"/>
-              <w:bottom w:type="dxa" w:w="90"/>
-              <w:right w:type="dxa" w:w="120"/>
-            </w:tcMar>
-            <w:vAlign w:val="center"/>
-          </w:tcPr>
-          <w:p>
-            <w:r>
-              <w:rPr>
-                <w:b w:val="false"/>
-                <w:bCs w:val="false"/>
-                <w:sz w:val="21"/>
-                <w:szCs w:val="21"/>
-              </w:rPr>
-              <w:t xml:space="preserve">p15</w:t>
-            </w:r>
-          </w:p>
-        </w:tc>
-        <w:tc>
-          <w:tcPr>
-            <w:tcW w:type="dxa" w:w="1800"/>
-            <w:tcMar>
-              <w:top w:type="dxa" w:w="90"/>
-              <w:left w:type="dxa" w:w="120"/>
-              <w:bottom w:type="dxa" w:w="90"/>
-              <w:right w:type="dxa" w:w="120"/>
-            </w:tcMar>
-            <w:vAlign w:val="center"/>
-          </w:tcPr>
-          <w:p>
-            <w:r>
-              <w:rPr>
-                <w:b w:val="false"/>
-                <w:bCs w:val="false"/>
-                <w:sz w:val="21"/>
-                <w:szCs w:val="21"/>
-              </w:rPr>
-              <w:t xml:space="preserve">Q5</w:t>
-            </w:r>
-          </w:p>
-        </w:tc>
-        <w:tc>
-          <w:tcPr>
-            <w:tcW w:type="dxa" w:w="6906"/>
-            <w:tcMar>
-              <w:top w:type="dxa" w:w="90"/>
-              <w:left w:type="dxa" w:w="120"/>
-              <w:bottom w:type="dxa" w:w="90"/>
-              <w:right w:type="dxa" w:w="120"/>
-            </w:tcMar>
-            <w:vAlign w:val="center"/>
-          </w:tcPr>
-          <w:p>
-            <w:r>
-              <w:rPr>
-                <w:b w:val="false"/>
-                <w:bCs w:val="false"/>
-                <w:sz w:val="21"/>
-                <w:szCs w:val="21"/>
-              </w:rPr>
-              <w:t xml:space="preserve">「難しいダンス。一人だけがけ。」と読みました。「一人だけ〜」の後半が判読困難です。</w:t>
             </w:r>
           </w:p>
         </w:tc>
